--- a/hin/docx/42.content.docx
+++ b/hin/docx/42.content.docx
@@ -28,22 +28,6 @@
       </w:r>
     </w:p>
     <w:p>
-      <w:pPr>
-        <w:pStyle w:val="Heading2"/>
-      </w:pPr>
-      <w:r>
-        <w:rPr>
-          <w:lang w:val="hi_IN" w:bidi="hi_IN"/>
-        </w:rPr>
-        <w:t>License Information</w:t>
-      </w:r>
-      <w:r>
-        <w:rPr>
-          <w:lang w:val="hi_IN" w:bidi="hi_IN"/>
-        </w:rPr>
-      </w:r>
-    </w:p>
-    <w:p>
       <w:pPr/>
       <w:r>
         <w:rPr>
@@ -55,86 +39,25 @@
           <w:b/>
           <w:lang w:val="hi_IN" w:bidi="hi_IN"/>
         </w:rPr>
-        <w:t>अध्ययन नोट्स (बिब्लिका)</w:t>
-      </w:r>
-      <w:r>
-        <w:rPr>
-          <w:lang w:val="hi_IN" w:bidi="hi_IN"/>
-        </w:rPr>
-        <w:t xml:space="preserve"> (Hindi) is based on</w:t>
-      </w:r>
-      <w:r>
-        <w:rPr>
-          <w:lang w:val="hi_IN" w:bidi="hi_IN"/>
-        </w:rPr>
-        <w:t xml:space="preserve">: </w:t>
-      </w:r>
-      <w:r>
-        <w:rPr>
-          <w:lang w:val="hi_IN" w:bidi="hi_IN"/>
-        </w:rPr>
         <w:t>Biblica Study Notes</w:t>
       </w:r>
       <w:r>
         <w:rPr>
           <w:lang w:val="hi_IN" w:bidi="hi_IN"/>
         </w:rPr>
-        <w:t xml:space="preserve">, </w:t>
-      </w:r>
-      <w:hyperlink r:id="rId13">
-        <w:r>
-          <w:rPr>
-            <w:lang w:val="hi_IN" w:bidi="hi_IN"/>
-          </w:rPr>
-          <w:rPr>
-            <w:color w:val="0000EE"/>
-            <w:u w:val="single"/>
-          </w:rPr>
-          <w:t>Biblica Inc.</w:t>
-        </w:r>
-      </w:hyperlink>
-      <w:r>
-        <w:rPr>
-          <w:lang w:val="hi_IN" w:bidi="hi_IN"/>
-        </w:rPr>
-        <w:t xml:space="preserve">, 2023, which is licensed under a </w:t>
-      </w:r>
-      <w:hyperlink r:id="rId14">
-        <w:r>
-          <w:rPr>
-            <w:lang w:val="hi_IN" w:bidi="hi_IN"/>
-          </w:rPr>
-          <w:rPr>
-            <w:color w:val="0000EE"/>
-            <w:u w:val="single"/>
-          </w:rPr>
-          <w:t>CC BY-SA 4.0 license</w:t>
-        </w:r>
-      </w:hyperlink>
-      <w:r>
-        <w:rPr>
-          <w:lang w:val="hi_IN" w:bidi="hi_IN"/>
-        </w:rPr>
-        <w:t>.</w:t>
-      </w:r>
-      <w:r>
-        <w:rPr>
-          <w:lang w:val="hi_IN" w:bidi="hi_IN"/>
-        </w:rPr>
-      </w:r>
-    </w:p>
-    <w:p>
-      <w:pPr/>
-      <w:r>
-        <w:rPr>
-          <w:lang w:val="hi_IN" w:bidi="hi_IN"/>
-        </w:rPr>
-      </w:r>
-      <w:r>
-        <w:rPr>
-          <w:lang w:val="hi_IN" w:bidi="hi_IN"/>
-        </w:rPr>
-        <w:t>This PDF version is provided under the same license.</w:t>
+        <w:t xml:space="preserve"> © 2023 Biblica Inc. Released under CC BY-SA 4.0 license. </w:t>
+      </w:r>
+      <w:r>
+        <w:rPr>
+          <w:lang w:val="hi_IN" w:bidi="hi_IN"/>
+        </w:rPr>
+        <w:t>Biblica Study Notes</w:t>
+      </w:r>
+      <w:r>
+        <w:rPr>
+          <w:lang w:val="hi_IN" w:bidi="hi_IN"/>
+        </w:rPr>
+        <w:t xml:space="preserve"> has been adapted in the following languages: Tok Pisin, Arabic (عربي), French (Français), Hindi (हिंदी), Indonesian (Bahasa Indonesia), Portuguese (Português), Russian (Русский), Spanish (Español), Swahili (Kiswahili), and Simplified Chinese (简体中文)from Biblica Study Notes © 2023 Biblica Inc. Released under CC BY-SA 4.0 license by Mission Mutual</w:t>
       </w:r>
       <w:r>
         <w:rPr>

--- a/hin/docx/42.content.docx
+++ b/hin/docx/42.content.docx
@@ -116,26 +116,6 @@
           <w:lang w:val="hi_IN" w:bidi="hi_IN"/>
         </w:rPr>
         <w:t>LUK</w:t>
-      </w:r>
-      <w:r>
-        <w:rPr>
-          <w:lang w:val="hi_IN" w:bidi="hi_IN"/>
-        </w:rPr>
-      </w:r>
-    </w:p>
-    <w:p>
-      <w:pPr/>
-      <w:r>
-        <w:rPr>
-          <w:lang w:val="hi_IN" w:bidi="hi_IN"/>
-        </w:rPr>
-      </w:r>
-      <w:r>
-        <w:rPr>
-          <w:i/>
-          <w:lang w:val="hi_IN" w:bidi="hi_IN"/>
-        </w:rPr>
-        <w:t>लूका 1:1–4, लूका 1:5–25, लूका 1:26–38, लूका 1:39–56, लूका 1:57–80, लूका 2:1–20, लूका 2:21–38, लूका 2:39–52, लूका 3:1–14, लूका 3:15–22, लूका 3:23–38, लूका 4:1–13, लूका 4:14–30, लूका 4:31–44, लूका 5:1–16, लूका 5:17–26, लूका 5:27–39, लूका 6:1–11, लूका 6:12–26, लूका 6:27–49, लूका 7:1–17, लूका 7:18–35, लूका 7:36–50, लूका 8:1–18, लूका 8:19–21, लूका 8:22–39, लूका 8:40–56, लूका 9:1–17, लूका 9:18–27, लूका 9:28–36, लूका 9:37–50, लूका 9:51–62, लूका 10:1–24, लूका 10:25–37, लूका 10:38–42, लूका 11:1–13, लूका 11:14–26, लूका 11:27–36, लूका 11:37–54, लूका 12:1–12, लूका 12:13–34, लूका 12:35–59, लूका 13:1–9, लूका 13:10–17, लूका 13:18–30, लूका 13:31–35, लूका 14:1–14, लूका 14:15–24, लूका 14:25–35, लूका 15:1–10, लूका 15:11–32, लूका 16:1–12, लूका 16:13–18, लूका 16:19–31, लूका 17:1–10, लूका 17:11–19, लूका 17:20–37, लूका 18:1–17, लूका 18:18–30, लूका 18:31–43, लूका 19:1–10, लूका 19:11–27, लूका 19:28–46, लूका 19:47–20:19, लूका 20:20–44, लूका 20:45–21:4, लूका 21:5–36, लूका 21:37–22:6, लूका 22:7–30, लूका 22:31–46, लूका 22:47–62, लूका 22:63–23:7, लूका 23:8–25, लूका 23:26–43, लूका 23:44–56, लूका 24:1–12, लूका 24:13–35, लूका 24:36–53</w:t>
       </w:r>
       <w:r>
         <w:rPr>

--- a/hin/docx/42.content.docx
+++ b/hin/docx/42.content.docx
@@ -19,7 +19,7 @@
         <w:rPr>
           <w:lang w:val="hi_IN" w:bidi="hi_IN"/>
         </w:rPr>
-        <w:t>Resource: अध्ययन नोट्स (बिब्लिका)</w:t>
+        <w:t>Resource: Biblica Study Notes</w:t>
       </w:r>
       <w:r>
         <w:rPr>
@@ -78,7 +78,7 @@
         <w:rPr>
           <w:lang w:val="hi_IN" w:bidi="hi_IN"/>
         </w:rPr>
-        <w:t>अध्ययन नोट्स (बिब्लिका)</w:t>
+        <w:t>Biblica Study Notes</w:t>
       </w:r>
     </w:p>
     <w:p>
